--- a/assets/vanessa-schill-resume.docx
+++ b/assets/vanessa-schill-resume.docx
@@ -1138,72 +1138,10 @@
     </w:p>
     <w:p>
       <w:pPr>
-        <w:tabs>
-          <w:tab w:val="right" w:leader="none" w:pos="9026"/>
-        </w:tabs>
-        <w:spacing w:after="40" w:before="160" w:lineRule="auto"/>
-        <w:rPr/>
-      </w:pPr>
-      <w:r>
-        <w:rPr>
-          <w:rFonts w:ascii="Arial" w:cs="Arial" w:eastAsia="Arial" w:hAnsi="Arial"/>
-          <w:b w:val="1"/>
-          <w:bCs w:val="1"/>
-          <w:color w:val="1a1a2e"/>
-          <w:sz w:val="20"/>
-          <w:szCs w:val="20"/>
-          <w:rtl w:val="0"/>
-        </w:rPr>
-        <w:t xml:space="preserve">Substitute Teacher</w:t>
-      </w:r>
-      <w:r>
-        <w:rPr>
-          <w:rFonts w:ascii="Arial" w:cs="Arial" w:eastAsia="Arial" w:hAnsi="Arial"/>
-          <w:color w:val="666666"/>
-          <w:sz w:val="20"/>
-          <w:szCs w:val="20"/>
-          <w:rtl w:val="0"/>
-        </w:rPr>
-        <w:t xml:space="preserve">  |  </w:t>
-      </w:r>
-      <w:r>
-        <w:rPr>
-          <w:rFonts w:ascii="Arial" w:cs="Arial" w:eastAsia="Arial" w:hAnsi="Arial"/>
-          <w:i w:val="1"/>
-          <w:iCs w:val="1"/>
-          <w:color w:val="2e5e8e"/>
-          <w:sz w:val="20"/>
-          <w:szCs w:val="20"/>
-          <w:rtl w:val="0"/>
-        </w:rPr>
-        <w:t xml:space="preserve">Palmyra, Moorestown &amp; Cinnaminson School Districts — NJ</w:t>
-      </w:r>
-      <w:r>
-        <w:rPr>
-          <w:rFonts w:ascii="Arial" w:cs="Arial" w:eastAsia="Arial" w:hAnsi="Arial"/>
-          <w:color w:val="666666"/>
-          <w:sz w:val="20"/>
-          <w:szCs w:val="20"/>
-          <w:rtl w:val="0"/>
-        </w:rPr>
-        <w:t xml:space="preserve">  |  Feb 2026 – Present</w:t>
-      </w:r>
-      <w:r>
-        <w:rPr>
-          <w:rtl w:val="0"/>
-        </w:rPr>
-      </w:r>
-    </w:p>
-    <w:p>
-      <w:pPr>
         <w:keepNext w:val="0"/>
         <w:keepLines w:val="0"/>
         <w:pageBreakBefore w:val="0"/>
         <w:widowControl w:val="1"/>
-        <w:numPr>
-          <w:ilvl w:val="0"/>
-          <w:numId w:val="1"/>
-        </w:numPr>
         <w:pBdr>
           <w:top w:space="0" w:sz="0" w:val="nil"/>
           <w:left w:space="0" w:sz="0" w:val="nil"/>
@@ -1213,11 +1151,8 @@
         </w:pBdr>
         <w:shd w:fill="auto" w:val="clear"/>
         <w:spacing w:after="30" w:before="30" w:line="240" w:lineRule="auto"/>
-        <w:ind w:left="480" w:right="0" w:hanging="280"/>
+        <w:ind w:left="480" w:right="0" w:firstLine="0"/>
         <w:jc w:val="left"/>
-        <w:rPr/>
-      </w:pPr>
-      <w:r>
         <w:rPr>
           <w:rFonts w:ascii="Arial" w:cs="Arial" w:eastAsia="Arial" w:hAnsi="Arial"/>
           <w:b w:val="0"/>
@@ -1232,52 +1167,12 @@
           <w:u w:val="none"/>
           <w:shd w:fill="auto" w:val="clear"/>
           <w:vertAlign w:val="baseline"/>
-          <w:rtl w:val="0"/>
-        </w:rPr>
-        <w:t xml:space="preserve">Execute lesson plans across multiple grade levels and subject areas, adapting quickly to diverse classroom environments including students with IEPs and 504 accommodation plans.</w:t>
-      </w:r>
-    </w:p>
-    <w:p>
-      <w:pPr>
-        <w:keepNext w:val="0"/>
-        <w:keepLines w:val="0"/>
-        <w:pageBreakBefore w:val="0"/>
-        <w:widowControl w:val="1"/>
-        <w:numPr>
-          <w:ilvl w:val="0"/>
-          <w:numId w:val="1"/>
-        </w:numPr>
-        <w:pBdr>
-          <w:top w:space="0" w:sz="0" w:val="nil"/>
-          <w:left w:space="0" w:sz="0" w:val="nil"/>
-          <w:bottom w:space="0" w:sz="0" w:val="nil"/>
-          <w:right w:space="0" w:sz="0" w:val="nil"/>
-          <w:between w:space="0" w:sz="0" w:val="nil"/>
-        </w:pBdr>
-        <w:shd w:fill="auto" w:val="clear"/>
-        <w:spacing w:after="30" w:before="30" w:line="240" w:lineRule="auto"/>
-        <w:ind w:left="480" w:right="0" w:hanging="280"/>
-        <w:jc w:val="left"/>
-        <w:rPr/>
-      </w:pPr>
-      <w:r>
-        <w:rPr>
-          <w:rFonts w:ascii="Arial" w:cs="Arial" w:eastAsia="Arial" w:hAnsi="Arial"/>
-          <w:b w:val="0"/>
-          <w:bCs w:val="0"/>
-          <w:i w:val="0"/>
-          <w:iCs w:val="0"/>
-          <w:smallCaps w:val="0"/>
-          <w:strike w:val="0"/>
-          <w:color w:val="1a1a2e"/>
-          <w:sz w:val="20"/>
-          <w:szCs w:val="20"/>
-          <w:u w:val="none"/>
-          <w:shd w:fill="auto" w:val="clear"/>
-          <w:vertAlign w:val="baseline"/>
-          <w:rtl w:val="0"/>
-        </w:rPr>
-        <w:t xml:space="preserve">Apply behavior management and differentiated instructional techniques to maintain productive, structured learning environments.</w:t>
+        </w:rPr>
+      </w:pPr>
+      <w:r>
+        <w:rPr>
+          <w:rtl w:val="0"/>
+        </w:rPr>
       </w:r>
     </w:p>
     <w:p>
